--- a/워크시트/가상애완동물_엔트리_워크시트.docx
+++ b/워크시트/가상애완동물_엔트리_워크시트.docx
@@ -850,18 +850,7 @@
         <w:rPr>
           <w:sz w:val="22"/>
         </w:rPr>
-        <w:t>아래는 가상애완동물.ent 파일 안에 들어있는 핵심 코드 흐름을 재현한 것입니다.</w:t>
-      </w:r>
-    </w:p>
-    <w:p>
-      <w:pPr>
-        <w:spacing w:after="120"/>
-      </w:pPr>
-      <w:r>
-        <w:rPr>
-          <w:sz w:val="18"/>
-        </w:rPr>
-        <w:t>※ 색상은 실제 엔트리 편집기의 블록 카테고리를 참고해 스타일화하여 그린 것입니다.</w:t>
+        <w:t>아래는 가상애완동물.ent 파일을 엔트리 편집기에서 직접 불러와 캡처한 실제 화면입니다.</w:t>
       </w:r>
     </w:p>
     <w:p>
@@ -878,7 +867,7 @@
       <w:r>
         <w:drawing>
           <wp:inline xmlns:a="http://schemas.openxmlformats.org/drawingml/2006/main" xmlns:pic="http://schemas.openxmlformats.org/drawingml/2006/picture">
-            <wp:extent cx="4320000" cy="2063172"/>
+            <wp:extent cx="4320000" cy="2240000"/>
             <wp:docPr id="3" name="Picture 3"/>
             <wp:cNvGraphicFramePr>
               <a:graphicFrameLocks noChangeAspect="1"/>
@@ -899,7 +888,7 @@
                   <pic:spPr>
                     <a:xfrm>
                       <a:off x="0" y="0"/>
-                      <a:ext cx="4320000" cy="2063172"/>
+                      <a:ext cx="4320000" cy="2240000"/>
                     </a:xfrm>
                     <a:prstGeom prst="rect"/>
                   </pic:spPr>
@@ -929,7 +918,7 @@
       <w:r>
         <w:drawing>
           <wp:inline xmlns:a="http://schemas.openxmlformats.org/drawingml/2006/main" xmlns:pic="http://schemas.openxmlformats.org/drawingml/2006/picture">
-            <wp:extent cx="3960000" cy="940500"/>
+            <wp:extent cx="5000000" cy="914316"/>
             <wp:docPr id="4" name="Picture 4"/>
             <wp:cNvGraphicFramePr>
               <a:graphicFrameLocks noChangeAspect="1"/>
@@ -950,7 +939,7 @@
                   <pic:spPr>
                     <a:xfrm>
                       <a:off x="0" y="0"/>
-                      <a:ext cx="3960000" cy="940500"/>
+                      <a:ext cx="5000000" cy="914316"/>
                     </a:xfrm>
                     <a:prstGeom prst="rect"/>
                   </pic:spPr>
@@ -980,7 +969,7 @@
       <w:r>
         <w:drawing>
           <wp:inline xmlns:a="http://schemas.openxmlformats.org/drawingml/2006/main" xmlns:pic="http://schemas.openxmlformats.org/drawingml/2006/picture">
-            <wp:extent cx="4680000" cy="3525097"/>
+            <wp:extent cx="4320000" cy="3789474"/>
             <wp:docPr id="5" name="Picture 5"/>
             <wp:cNvGraphicFramePr>
               <a:graphicFrameLocks noChangeAspect="1"/>
@@ -1001,7 +990,7 @@
                   <pic:spPr>
                     <a:xfrm>
                       <a:off x="0" y="0"/>
-                      <a:ext cx="4680000" cy="3525097"/>
+                      <a:ext cx="4320000" cy="3789474"/>
                     </a:xfrm>
                     <a:prstGeom prst="rect"/>
                   </pic:spPr>

--- a/워크시트/가상애완동물_엔트리_워크시트.docx
+++ b/워크시트/가상애완동물_엔트리_워크시트.docx
@@ -1460,6 +1460,281 @@
         <w:t>시간흐르기 함수의 대기 시간(8초)이나 증가량을 바꿔서 더 자주 돌봐줘야 하는 버전을 만들어 보세요.</w:t>
       </w:r>
     </w:p>
+    <w:tbl>
+      <w:tblPr>
+        <w:tblW w:type="auto" w:w="0"/>
+        <w:jc w:val="center"/>
+        <w:tblLook w:firstColumn="1" w:firstRow="1" w:lastColumn="0" w:lastRow="0" w:noHBand="0" w:noVBand="1" w:val="04A0"/>
+        <w:tblBorders>
+          <w:top w:val="none" w:sz="0" w:space="0" w:color="auto"/>
+          <w:left w:val="none" w:sz="0" w:space="0" w:color="auto"/>
+          <w:bottom w:val="none" w:sz="0" w:space="0" w:color="auto"/>
+          <w:right w:val="none" w:sz="0" w:space="0" w:color="auto"/>
+          <w:insideH w:val="none" w:sz="0" w:space="0" w:color="auto"/>
+          <w:insideV w:val="none" w:sz="0" w:space="0" w:color="auto"/>
+        </w:tblBorders>
+      </w:tblPr>
+      <w:tblGrid>
+        <w:gridCol w:w="9638"/>
+      </w:tblGrid>
+      <w:tr>
+        <w:tc>
+          <w:tcPr>
+            <w:tcW w:type="dxa" w:w="9638"/>
+            <w:shd w:val="clear" w:color="auto" w:fill="1A1A2E"/>
+          </w:tcPr>
+          <w:p>
+            <w:pPr>
+              <w:pageBreakBefore/>
+              <w:jc w:val="center"/>
+            </w:pPr>
+            <w:r>
+              <w:rPr>
+                <w:b/>
+                <w:color w:val="FFFFFF"/>
+                <w:sz w:val="32"/>
+              </w:rPr>
+              <w:t>워크시트 — 가상애완동물</w:t>
+            </w:r>
+          </w:p>
+        </w:tc>
+      </w:tr>
+    </w:tbl>
+    <w:p>
+      <w:r>
+        <w:rPr>
+          <w:b w:val="0"/>
+          <w:sz w:val="26"/>
+        </w:rPr>
+      </w:r>
+    </w:p>
+    <w:p>
+      <w:r>
+        <w:rPr>
+          <w:b/>
+          <w:sz w:val="26"/>
+        </w:rPr>
+        <w:t>이름:</w:t>
+      </w:r>
+    </w:p>
+    <w:p>
+      <w:pPr>
+        <w:pBdr>
+          <w:bottom w:val="single" w:sz="4" w:space="1" w:color="999999"/>
+        </w:pBdr>
+        <w:spacing w:after="280"/>
+      </w:pPr>
+      <w:r>
+        <w:rPr>
+          <w:b w:val="0"/>
+          <w:sz w:val="24"/>
+        </w:rPr>
+        <w:t xml:space="preserve"> </w:t>
+      </w:r>
+    </w:p>
+    <w:p>
+      <w:r>
+        <w:rPr>
+          <w:b/>
+          <w:sz w:val="26"/>
+        </w:rPr>
+        <w:t>날짜:</w:t>
+      </w:r>
+    </w:p>
+    <w:p>
+      <w:pPr>
+        <w:pBdr>
+          <w:bottom w:val="single" w:sz="4" w:space="1" w:color="999999"/>
+        </w:pBdr>
+        <w:spacing w:after="280"/>
+      </w:pPr>
+      <w:r>
+        <w:rPr>
+          <w:b w:val="0"/>
+          <w:sz w:val="24"/>
+        </w:rPr>
+        <w:t xml:space="preserve"> </w:t>
+      </w:r>
+    </w:p>
+    <w:p>
+      <w:r>
+        <w:rPr>
+          <w:b w:val="0"/>
+          <w:sz w:val="26"/>
+        </w:rPr>
+      </w:r>
+    </w:p>
+    <w:p>
+      <w:r>
+        <w:rPr>
+          <w:b/>
+          <w:sz w:val="26"/>
+        </w:rPr>
+        <w:t>1. flobzy를 관리하는 3가지 필요 수치(변수)는 무엇인가요?</w:t>
+      </w:r>
+    </w:p>
+    <w:p>
+      <w:pPr>
+        <w:pBdr>
+          <w:bottom w:val="single" w:sz="4" w:space="1" w:color="999999"/>
+        </w:pBdr>
+        <w:spacing w:after="280"/>
+      </w:pPr>
+      <w:r>
+        <w:rPr>
+          <w:b w:val="0"/>
+          <w:sz w:val="24"/>
+        </w:rPr>
+        <w:t xml:space="preserve"> </w:t>
+      </w:r>
+    </w:p>
+    <w:p>
+      <w:pPr>
+        <w:pBdr>
+          <w:bottom w:val="single" w:sz="4" w:space="1" w:color="999999"/>
+        </w:pBdr>
+        <w:spacing w:after="280"/>
+      </w:pPr>
+      <w:r>
+        <w:rPr>
+          <w:b w:val="0"/>
+          <w:sz w:val="24"/>
+        </w:rPr>
+        <w:t xml:space="preserve"> </w:t>
+      </w:r>
+    </w:p>
+    <w:p>
+      <w:r>
+        <w:rPr>
+          <w:b/>
+          <w:sz w:val="26"/>
+        </w:rPr>
+        <w:t>2. '상태'와 '행동'을 서로 다른 변수로 관리하면 어떤 점이 좋은가요?</w:t>
+      </w:r>
+    </w:p>
+    <w:p>
+      <w:pPr>
+        <w:pBdr>
+          <w:bottom w:val="single" w:sz="4" w:space="1" w:color="999999"/>
+        </w:pBdr>
+        <w:spacing w:after="280"/>
+      </w:pPr>
+      <w:r>
+        <w:rPr>
+          <w:b w:val="0"/>
+          <w:sz w:val="24"/>
+        </w:rPr>
+        <w:t xml:space="preserve"> </w:t>
+      </w:r>
+    </w:p>
+    <w:p>
+      <w:pPr>
+        <w:pBdr>
+          <w:bottom w:val="single" w:sz="4" w:space="1" w:color="999999"/>
+        </w:pBdr>
+        <w:spacing w:after="280"/>
+      </w:pPr>
+      <w:r>
+        <w:rPr>
+          <w:b w:val="0"/>
+          <w:sz w:val="24"/>
+        </w:rPr>
+        <w:t xml:space="preserve"> </w:t>
+      </w:r>
+    </w:p>
+    <w:p>
+      <w:r>
+        <w:rPr>
+          <w:b/>
+          <w:sz w:val="26"/>
+        </w:rPr>
+        <w:t>3. P 키를 눌러 사진을 찍으면 인공지능은 무엇을 구분하나요?</w:t>
+      </w:r>
+    </w:p>
+    <w:p>
+      <w:pPr>
+        <w:pBdr>
+          <w:bottom w:val="single" w:sz="4" w:space="1" w:color="999999"/>
+        </w:pBdr>
+        <w:spacing w:after="280"/>
+      </w:pPr>
+      <w:r>
+        <w:rPr>
+          <w:b w:val="0"/>
+          <w:sz w:val="24"/>
+        </w:rPr>
+        <w:t xml:space="preserve"> </w:t>
+      </w:r>
+    </w:p>
+    <w:p>
+      <w:pPr>
+        <w:pBdr>
+          <w:bottom w:val="single" w:sz="4" w:space="1" w:color="999999"/>
+        </w:pBdr>
+        <w:spacing w:after="280"/>
+      </w:pPr>
+      <w:r>
+        <w:rPr>
+          <w:b w:val="0"/>
+          <w:sz w:val="24"/>
+        </w:rPr>
+        <w:t xml:space="preserve"> </w:t>
+      </w:r>
+    </w:p>
+    <w:p>
+      <w:r>
+        <w:rPr>
+          <w:b w:val="0"/>
+          <w:sz w:val="26"/>
+        </w:rPr>
+      </w:r>
+    </w:p>
+    <w:p>
+      <w:r>
+        <w:rPr>
+          <w:b/>
+          <w:sz w:val="26"/>
+        </w:rPr>
+        <w:t>오늘 배운 내용 체크리스트</w:t>
+      </w:r>
+    </w:p>
+    <w:p>
+      <w:r>
+        <w:rPr>
+          <w:b w:val="0"/>
+          <w:sz w:val="24"/>
+        </w:rPr>
+        <w:t>☐  배고픔·목마름·슬픔 수치가 시간이 지나면서 어떻게 변하는지 확인했다</w:t>
+      </w:r>
+    </w:p>
+    <w:p>
+      <w:r>
+        <w:rPr>
+          <w:b w:val="0"/>
+          <w:sz w:val="24"/>
+        </w:rPr>
+        <w:t>☐  사진 인식 결과에 따라 수치가 줄어드는 코드를 설명할 수 있다</w:t>
+      </w:r>
+    </w:p>
+    <w:p>
+      <w:r>
+        <w:rPr>
+          <w:b w:val="0"/>
+          <w:sz w:val="24"/>
+        </w:rPr>
+        <w:t>☐  상태 기계(state machine)가 무엇인지 이해했다</w:t>
+      </w:r>
+    </w:p>
+    <w:p>
+      <w:r>
+        <w:rPr>
+          <w:b w:val="0"/>
+          <w:sz w:val="24"/>
+        </w:rPr>
+        <w:t>☐  실제로 웹캠에 음식·물·하트 사진을 보여주며 flobzy를 돌봐봤다</w:t>
+      </w:r>
+    </w:p>
+    <w:p/>
     <w:sectPr>
       <w:pgSz w:w="11906" w:h="16838"/>
       <w:pgMar w:top="850" w:right="1134" w:bottom="850" w:left="1134" w:header="720" w:footer="720" w:gutter="0"/>
